--- a/InfosZuVersionen_KBUnit.docx
+++ b/InfosZuVersionen_KBUnit.docx
@@ -49,15 +49,17 @@
           <w:szCs w:val="24"/>
         </w:rPr>
       </w:pPr>
-      <w:r>
-        <w:rPr>
-          <w:rFonts w:ascii="Arial" w:hAnsi="Arial" w:cs="Arial"/>
-          <w:b/>
-          <w:sz w:val="24"/>
-          <w:szCs w:val="24"/>
-        </w:rPr>
-        <w:t>Zinsrechner_JUnit4</w:t>
-      </w:r>
+      <w:proofErr w:type="spellStart"/>
+      <w:r>
+        <w:rPr>
+          <w:rFonts w:ascii="Arial" w:hAnsi="Arial" w:cs="Arial"/>
+          <w:b/>
+          <w:sz w:val="24"/>
+          <w:szCs w:val="24"/>
+        </w:rPr>
+        <w:t>Zinsrechner_JUnit</w:t>
+      </w:r>
+      <w:proofErr w:type="spellEnd"/>
       <w:r>
         <w:rPr>
           <w:rFonts w:ascii="Arial" w:hAnsi="Arial" w:cs="Arial"/>
@@ -96,15 +98,65 @@
           <w:sz w:val="24"/>
           <w:szCs w:val="24"/>
         </w:rPr>
-        <w:t xml:space="preserve"> – Entwickler läuft für JUnit4. Die JUnit4 – Bibliotheken sind erforderlich.</w:t>
-      </w:r>
-      <w:r>
-        <w:rPr>
-          <w:rFonts w:ascii="Arial" w:hAnsi="Arial" w:cs="Arial"/>
-          <w:sz w:val="24"/>
-          <w:szCs w:val="24"/>
-        </w:rPr>
-        <w:br/>
+        <w:t xml:space="preserve"> – Entwickler läuft für JUnit4</w:t>
+      </w:r>
+      <w:r>
+        <w:rPr>
+          <w:rFonts w:ascii="Arial" w:hAnsi="Arial" w:cs="Arial"/>
+          <w:sz w:val="24"/>
+          <w:szCs w:val="24"/>
+        </w:rPr>
+        <w:t xml:space="preserve"> und JUnit5. Die JUnit5</w:t>
+      </w:r>
+      <w:r>
+        <w:rPr>
+          <w:rFonts w:ascii="Arial" w:hAnsi="Arial" w:cs="Arial"/>
+          <w:sz w:val="24"/>
+          <w:szCs w:val="24"/>
+        </w:rPr>
+        <w:t xml:space="preserve"> – Bibliotheken </w:t>
+      </w:r>
+      <w:r>
+        <w:rPr>
+          <w:rFonts w:ascii="Arial" w:hAnsi="Arial" w:cs="Arial"/>
+          <w:sz w:val="24"/>
+          <w:szCs w:val="24"/>
+        </w:rPr>
+        <w:t xml:space="preserve">und Bibliotheken von </w:t>
+      </w:r>
+      <w:proofErr w:type="spellStart"/>
+      <w:r>
+        <w:rPr>
+          <w:rFonts w:ascii="Arial" w:hAnsi="Arial" w:cs="Arial"/>
+          <w:sz w:val="24"/>
+          <w:szCs w:val="24"/>
+        </w:rPr>
+        <w:t>Mockito</w:t>
+      </w:r>
+      <w:proofErr w:type="spellEnd"/>
+      <w:r>
+        <w:rPr>
+          <w:rFonts w:ascii="Arial" w:hAnsi="Arial" w:cs="Arial"/>
+          <w:sz w:val="24"/>
+          <w:szCs w:val="24"/>
+        </w:rPr>
+        <w:t xml:space="preserve"> </w:t>
+      </w:r>
+      <w:r>
+        <w:rPr>
+          <w:rFonts w:ascii="Arial" w:hAnsi="Arial" w:cs="Arial"/>
+          <w:sz w:val="24"/>
+          <w:szCs w:val="24"/>
+        </w:rPr>
+        <w:t>sind erforderlich.</w:t>
+      </w:r>
+      <w:r>
+        <w:rPr>
+          <w:rFonts w:ascii="Arial" w:hAnsi="Arial" w:cs="Arial"/>
+          <w:sz w:val="24"/>
+          <w:szCs w:val="24"/>
+        </w:rPr>
+        <w:t xml:space="preserve"> </w:t>
       </w:r>
       <w:r>
         <w:rPr>
@@ -131,282 +183,287 @@
           <w:szCs w:val="24"/>
         </w:rPr>
         <w:t xml:space="preserve"> wird das jdk-11.0.2 genommen.</w:t>
+      </w:r>
+    </w:p>
+    <w:p>
+      <w:pPr>
+        <w:tabs>
+          <w:tab w:val="left" w:pos="3801"/>
+        </w:tabs>
+        <w:spacing w:line="288" w:lineRule="auto"/>
+        <w:rPr>
+          <w:rFonts w:ascii="Arial" w:hAnsi="Arial" w:cs="Arial"/>
+          <w:b/>
+          <w:sz w:val="28"/>
+          <w:szCs w:val="28"/>
+        </w:rPr>
+      </w:pPr>
+    </w:p>
+    <w:p>
+      <w:pPr>
+        <w:tabs>
+          <w:tab w:val="left" w:pos="3801"/>
+        </w:tabs>
+        <w:spacing w:line="288" w:lineRule="auto"/>
+        <w:rPr>
+          <w:rFonts w:ascii="Arial" w:hAnsi="Arial" w:cs="Arial"/>
+          <w:b/>
+          <w:sz w:val="28"/>
+          <w:szCs w:val="28"/>
+        </w:rPr>
+      </w:pPr>
+      <w:proofErr w:type="spellStart"/>
+      <w:r>
+        <w:rPr>
+          <w:rFonts w:ascii="Arial" w:hAnsi="Arial" w:cs="Arial"/>
+          <w:b/>
+          <w:sz w:val="28"/>
+          <w:szCs w:val="28"/>
+        </w:rPr>
+        <w:t>KBUnit</w:t>
+      </w:r>
+      <w:proofErr w:type="spellEnd"/>
+      <w:r>
+        <w:rPr>
+          <w:rFonts w:ascii="Arial" w:hAnsi="Arial" w:cs="Arial"/>
+          <w:b/>
+          <w:sz w:val="28"/>
+          <w:szCs w:val="28"/>
+        </w:rPr>
+        <w:t xml:space="preserve"> - Wissensträger</w:t>
+      </w:r>
+    </w:p>
+    <w:p>
+      <w:pPr>
+        <w:tabs>
+          <w:tab w:val="left" w:pos="3801"/>
+        </w:tabs>
+        <w:spacing w:line="288" w:lineRule="auto"/>
+        <w:rPr>
+          <w:rFonts w:ascii="Arial" w:hAnsi="Arial" w:cs="Arial"/>
+          <w:b/>
+          <w:sz w:val="24"/>
+          <w:szCs w:val="24"/>
+        </w:rPr>
+      </w:pPr>
+      <w:proofErr w:type="spellStart"/>
+      <w:r>
+        <w:rPr>
+          <w:rFonts w:ascii="Arial" w:hAnsi="Arial" w:cs="Arial"/>
+          <w:b/>
+          <w:sz w:val="24"/>
+          <w:szCs w:val="24"/>
+        </w:rPr>
+        <w:t>KBUnit</w:t>
+      </w:r>
+      <w:proofErr w:type="spellEnd"/>
+      <w:r>
+        <w:rPr>
+          <w:rFonts w:ascii="Arial" w:hAnsi="Arial" w:cs="Arial"/>
+          <w:b/>
+          <w:sz w:val="24"/>
+          <w:szCs w:val="24"/>
+        </w:rPr>
+        <w:t xml:space="preserve"> – Wissensträger </w:t>
+      </w:r>
+    </w:p>
+    <w:p>
+      <w:pPr>
+        <w:tabs>
+          <w:tab w:val="left" w:pos="3801"/>
+        </w:tabs>
+        <w:spacing w:line="288" w:lineRule="auto"/>
+        <w:rPr>
+          <w:rFonts w:ascii="Arial" w:hAnsi="Arial" w:cs="Arial"/>
+          <w:sz w:val="24"/>
+          <w:szCs w:val="24"/>
+        </w:rPr>
+      </w:pPr>
+      <w:proofErr w:type="spellStart"/>
+      <w:r>
+        <w:rPr>
+          <w:rFonts w:ascii="Arial" w:hAnsi="Arial" w:cs="Arial"/>
+          <w:sz w:val="24"/>
+          <w:szCs w:val="24"/>
+        </w:rPr>
+        <w:t>KBUnit</w:t>
+      </w:r>
+      <w:proofErr w:type="spellEnd"/>
+      <w:r>
+        <w:rPr>
+          <w:rFonts w:ascii="Arial" w:hAnsi="Arial" w:cs="Arial"/>
+          <w:sz w:val="24"/>
+          <w:szCs w:val="24"/>
+        </w:rPr>
+        <w:t xml:space="preserve"> – </w:t>
+      </w:r>
+      <w:proofErr w:type="spellStart"/>
+      <w:r>
+        <w:rPr>
+          <w:rFonts w:ascii="Arial" w:hAnsi="Arial" w:cs="Arial"/>
+          <w:sz w:val="24"/>
+          <w:szCs w:val="24"/>
+        </w:rPr>
+        <w:t>Wissenstraeger</w:t>
+      </w:r>
+      <w:proofErr w:type="spellEnd"/>
+      <w:r>
+        <w:rPr>
+          <w:rFonts w:ascii="Arial" w:hAnsi="Arial" w:cs="Arial"/>
+          <w:sz w:val="24"/>
+          <w:szCs w:val="24"/>
+        </w:rPr>
+        <w:t xml:space="preserve"> läuft für JUnit4 und JUnit5. Die JUnit5 – Bibliotheken und Bibliotheken von </w:t>
+      </w:r>
+      <w:proofErr w:type="spellStart"/>
+      <w:r>
+        <w:rPr>
+          <w:rFonts w:ascii="Arial" w:hAnsi="Arial" w:cs="Arial"/>
+          <w:sz w:val="24"/>
+          <w:szCs w:val="24"/>
+        </w:rPr>
+        <w:t>Mockito</w:t>
+      </w:r>
+      <w:proofErr w:type="spellEnd"/>
+      <w:r>
+        <w:rPr>
+          <w:rFonts w:ascii="Arial" w:hAnsi="Arial" w:cs="Arial"/>
+          <w:sz w:val="24"/>
+          <w:szCs w:val="24"/>
+        </w:rPr>
+        <w:t xml:space="preserve"> sind erforderlich. Als </w:t>
+      </w:r>
+      <w:proofErr w:type="spellStart"/>
+      <w:r>
+        <w:rPr>
+          <w:rFonts w:ascii="Arial" w:hAnsi="Arial" w:cs="Arial"/>
+          <w:sz w:val="24"/>
+          <w:szCs w:val="24"/>
+        </w:rPr>
+        <w:t>jdk</w:t>
+      </w:r>
+      <w:proofErr w:type="spellEnd"/>
+      <w:r>
+        <w:rPr>
+          <w:rFonts w:ascii="Arial" w:hAnsi="Arial" w:cs="Arial"/>
+          <w:sz w:val="24"/>
+          <w:szCs w:val="24"/>
+        </w:rPr>
+        <w:t xml:space="preserve"> wird das jdk-11.0.2 genommen.</w:t>
+      </w:r>
+    </w:p>
+    <w:p>
+      <w:pPr>
+        <w:tabs>
+          <w:tab w:val="left" w:pos="3801"/>
+        </w:tabs>
+        <w:spacing w:line="288" w:lineRule="auto"/>
+        <w:rPr>
+          <w:rFonts w:ascii="Arial" w:hAnsi="Arial" w:cs="Arial"/>
+          <w:b/>
+          <w:sz w:val="28"/>
+          <w:szCs w:val="28"/>
+        </w:rPr>
+      </w:pPr>
+    </w:p>
+    <w:p>
+      <w:pPr>
+        <w:tabs>
+          <w:tab w:val="left" w:pos="3801"/>
+        </w:tabs>
+        <w:spacing w:line="288" w:lineRule="auto"/>
+        <w:rPr>
+          <w:rFonts w:ascii="Arial" w:hAnsi="Arial" w:cs="Arial"/>
+          <w:b/>
+          <w:sz w:val="28"/>
+          <w:szCs w:val="28"/>
+        </w:rPr>
+      </w:pPr>
+      <w:proofErr w:type="spellStart"/>
+      <w:r>
+        <w:rPr>
+          <w:rFonts w:ascii="Arial" w:hAnsi="Arial" w:cs="Arial"/>
+          <w:b/>
+          <w:sz w:val="28"/>
+          <w:szCs w:val="28"/>
+        </w:rPr>
+        <w:t>KBUnit</w:t>
+      </w:r>
+      <w:proofErr w:type="spellEnd"/>
+      <w:r>
+        <w:rPr>
+          <w:rFonts w:ascii="Arial" w:hAnsi="Arial" w:cs="Arial"/>
+          <w:b/>
+          <w:sz w:val="28"/>
+          <w:szCs w:val="28"/>
+        </w:rPr>
+        <w:t xml:space="preserve"> </w:t>
+      </w:r>
+      <w:r>
+        <w:rPr>
+          <w:rFonts w:ascii="Arial" w:hAnsi="Arial" w:cs="Arial"/>
+          <w:b/>
+          <w:sz w:val="28"/>
+          <w:szCs w:val="28"/>
+        </w:rPr>
+        <w:t>–</w:t>
+      </w:r>
+      <w:r>
+        <w:rPr>
+          <w:rFonts w:ascii="Arial" w:hAnsi="Arial" w:cs="Arial"/>
+          <w:b/>
+          <w:sz w:val="28"/>
+          <w:szCs w:val="28"/>
+        </w:rPr>
+        <w:t xml:space="preserve"> </w:t>
+      </w:r>
+      <w:r>
+        <w:rPr>
+          <w:rFonts w:ascii="Arial" w:hAnsi="Arial" w:cs="Arial"/>
+          <w:b/>
+          <w:sz w:val="28"/>
+          <w:szCs w:val="28"/>
+        </w:rPr>
+        <w:t>Server</w:t>
+      </w:r>
+    </w:p>
+    <w:p>
+      <w:pPr>
+        <w:tabs>
+          <w:tab w:val="left" w:pos="3801"/>
+        </w:tabs>
+        <w:spacing w:line="288" w:lineRule="auto"/>
+        <w:rPr>
+          <w:rFonts w:ascii="Arial" w:hAnsi="Arial" w:cs="Arial"/>
+          <w:sz w:val="24"/>
+          <w:szCs w:val="24"/>
+        </w:rPr>
+      </w:pPr>
+      <w:r>
+        <w:rPr>
+          <w:rFonts w:ascii="Arial" w:hAnsi="Arial" w:cs="Arial"/>
+          <w:sz w:val="24"/>
+          <w:szCs w:val="24"/>
+        </w:rPr>
+        <w:t>läuft für JUnit4</w:t>
+      </w:r>
+      <w:r>
+        <w:rPr>
+          <w:rFonts w:ascii="Arial" w:hAnsi="Arial" w:cs="Arial"/>
+          <w:sz w:val="24"/>
+          <w:szCs w:val="24"/>
+        </w:rPr>
+        <w:t xml:space="preserve"> und JUnit5</w:t>
       </w:r>
       <w:bookmarkStart w:id="0" w:name="_GoBack"/>
       <w:bookmarkEnd w:id="0"/>
-    </w:p>
-    <w:p>
-      <w:pPr>
-        <w:tabs>
-          <w:tab w:val="left" w:pos="3801"/>
-        </w:tabs>
-        <w:spacing w:line="288" w:lineRule="auto"/>
-        <w:rPr>
-          <w:rFonts w:ascii="Arial" w:hAnsi="Arial" w:cs="Arial"/>
-          <w:sz w:val="24"/>
-          <w:szCs w:val="24"/>
-        </w:rPr>
-      </w:pPr>
-    </w:p>
-    <w:p>
-      <w:pPr>
-        <w:tabs>
-          <w:tab w:val="left" w:pos="3801"/>
-        </w:tabs>
-        <w:spacing w:line="288" w:lineRule="auto"/>
-        <w:rPr>
-          <w:rFonts w:ascii="Arial" w:hAnsi="Arial" w:cs="Arial"/>
-          <w:b/>
-          <w:sz w:val="28"/>
-          <w:szCs w:val="28"/>
-        </w:rPr>
-      </w:pPr>
-      <w:proofErr w:type="spellStart"/>
-      <w:r>
-        <w:rPr>
-          <w:rFonts w:ascii="Arial" w:hAnsi="Arial" w:cs="Arial"/>
-          <w:b/>
-          <w:sz w:val="28"/>
-          <w:szCs w:val="28"/>
-        </w:rPr>
-        <w:t>KBUnit</w:t>
-      </w:r>
-      <w:proofErr w:type="spellEnd"/>
-      <w:r>
-        <w:rPr>
-          <w:rFonts w:ascii="Arial" w:hAnsi="Arial" w:cs="Arial"/>
-          <w:b/>
-          <w:sz w:val="28"/>
-          <w:szCs w:val="28"/>
-        </w:rPr>
-        <w:t xml:space="preserve"> - Wissensträger</w:t>
-      </w:r>
-    </w:p>
-    <w:p>
-      <w:pPr>
-        <w:tabs>
-          <w:tab w:val="left" w:pos="3801"/>
-        </w:tabs>
-        <w:spacing w:line="288" w:lineRule="auto"/>
-        <w:rPr>
-          <w:rFonts w:ascii="Arial" w:hAnsi="Arial" w:cs="Arial"/>
-          <w:b/>
-          <w:sz w:val="24"/>
-          <w:szCs w:val="24"/>
-        </w:rPr>
-      </w:pPr>
-      <w:proofErr w:type="spellStart"/>
-      <w:r>
-        <w:rPr>
-          <w:rFonts w:ascii="Arial" w:hAnsi="Arial" w:cs="Arial"/>
-          <w:b/>
-          <w:sz w:val="24"/>
-          <w:szCs w:val="24"/>
-        </w:rPr>
-        <w:t>KBUnit</w:t>
-      </w:r>
-      <w:proofErr w:type="spellEnd"/>
-      <w:r>
-        <w:rPr>
-          <w:rFonts w:ascii="Arial" w:hAnsi="Arial" w:cs="Arial"/>
-          <w:b/>
-          <w:sz w:val="24"/>
-          <w:szCs w:val="24"/>
-        </w:rPr>
-        <w:t xml:space="preserve"> – Wissensträger </w:t>
-      </w:r>
-    </w:p>
-    <w:p>
-      <w:pPr>
-        <w:tabs>
-          <w:tab w:val="left" w:pos="3801"/>
-        </w:tabs>
-        <w:spacing w:line="288" w:lineRule="auto"/>
-        <w:rPr>
-          <w:rFonts w:ascii="Arial" w:hAnsi="Arial" w:cs="Arial"/>
-          <w:sz w:val="24"/>
-          <w:szCs w:val="24"/>
-        </w:rPr>
-      </w:pPr>
-      <w:proofErr w:type="spellStart"/>
-      <w:r>
-        <w:rPr>
-          <w:rFonts w:ascii="Arial" w:hAnsi="Arial" w:cs="Arial"/>
-          <w:sz w:val="24"/>
-          <w:szCs w:val="24"/>
-        </w:rPr>
-        <w:t>KBUnit</w:t>
-      </w:r>
-      <w:proofErr w:type="spellEnd"/>
-      <w:r>
-        <w:rPr>
-          <w:rFonts w:ascii="Arial" w:hAnsi="Arial" w:cs="Arial"/>
-          <w:sz w:val="24"/>
-          <w:szCs w:val="24"/>
-        </w:rPr>
-        <w:t xml:space="preserve"> – Wissensträger </w:t>
-      </w:r>
-      <w:r>
-        <w:rPr>
-          <w:rFonts w:ascii="Arial" w:hAnsi="Arial" w:cs="Arial"/>
-          <w:sz w:val="24"/>
-          <w:szCs w:val="24"/>
-        </w:rPr>
-        <w:t xml:space="preserve">läuft für </w:t>
-      </w:r>
-      <w:r>
-        <w:rPr>
-          <w:rFonts w:ascii="Arial" w:hAnsi="Arial" w:cs="Arial"/>
-          <w:sz w:val="24"/>
-          <w:szCs w:val="24"/>
-        </w:rPr>
-        <w:t>JUnit4</w:t>
-      </w:r>
-      <w:r>
-        <w:rPr>
-          <w:rFonts w:ascii="Arial" w:hAnsi="Arial" w:cs="Arial"/>
-          <w:sz w:val="24"/>
-          <w:szCs w:val="24"/>
-        </w:rPr>
-        <w:t>. Die JUnit</w:t>
-      </w:r>
-      <w:r>
-        <w:rPr>
-          <w:rFonts w:ascii="Arial" w:hAnsi="Arial" w:cs="Arial"/>
-          <w:sz w:val="24"/>
-          <w:szCs w:val="24"/>
-        </w:rPr>
-        <w:t>4</w:t>
-      </w:r>
-      <w:r>
-        <w:rPr>
-          <w:rFonts w:ascii="Arial" w:hAnsi="Arial" w:cs="Arial"/>
-          <w:sz w:val="24"/>
-          <w:szCs w:val="24"/>
-        </w:rPr>
-        <w:t xml:space="preserve"> – Bibliotheken sind erforderlich.</w:t>
-      </w:r>
-      <w:r>
-        <w:rPr>
-          <w:rFonts w:ascii="Arial" w:hAnsi="Arial" w:cs="Arial"/>
-          <w:sz w:val="24"/>
-          <w:szCs w:val="24"/>
-        </w:rPr>
-        <w:t xml:space="preserve"> Als </w:t>
-      </w:r>
-      <w:proofErr w:type="spellStart"/>
-      <w:r>
-        <w:rPr>
-          <w:rFonts w:ascii="Arial" w:hAnsi="Arial" w:cs="Arial"/>
-          <w:sz w:val="24"/>
-          <w:szCs w:val="24"/>
-        </w:rPr>
-        <w:t>jdk</w:t>
-      </w:r>
-      <w:proofErr w:type="spellEnd"/>
-      <w:r>
-        <w:rPr>
-          <w:rFonts w:ascii="Arial" w:hAnsi="Arial" w:cs="Arial"/>
-          <w:sz w:val="24"/>
-          <w:szCs w:val="24"/>
-        </w:rPr>
-        <w:t xml:space="preserve"> wird das jdk-11.0.2 genommen.</w:t>
-      </w:r>
-    </w:p>
-    <w:p>
-      <w:pPr>
-        <w:tabs>
-          <w:tab w:val="left" w:pos="3801"/>
-        </w:tabs>
-        <w:spacing w:line="288" w:lineRule="auto"/>
-        <w:rPr>
-          <w:rFonts w:ascii="Arial" w:hAnsi="Arial" w:cs="Arial"/>
-          <w:b/>
-          <w:sz w:val="28"/>
-          <w:szCs w:val="28"/>
-        </w:rPr>
-      </w:pPr>
-    </w:p>
-    <w:p>
-      <w:pPr>
-        <w:tabs>
-          <w:tab w:val="left" w:pos="3801"/>
-        </w:tabs>
-        <w:spacing w:line="288" w:lineRule="auto"/>
-        <w:rPr>
-          <w:rFonts w:ascii="Arial" w:hAnsi="Arial" w:cs="Arial"/>
-          <w:b/>
-          <w:sz w:val="28"/>
-          <w:szCs w:val="28"/>
-        </w:rPr>
-      </w:pPr>
-      <w:proofErr w:type="spellStart"/>
-      <w:r>
-        <w:rPr>
-          <w:rFonts w:ascii="Arial" w:hAnsi="Arial" w:cs="Arial"/>
-          <w:b/>
-          <w:sz w:val="28"/>
-          <w:szCs w:val="28"/>
-        </w:rPr>
-        <w:t>KBUnit</w:t>
-      </w:r>
-      <w:proofErr w:type="spellEnd"/>
-      <w:r>
-        <w:rPr>
-          <w:rFonts w:ascii="Arial" w:hAnsi="Arial" w:cs="Arial"/>
-          <w:b/>
-          <w:sz w:val="28"/>
-          <w:szCs w:val="28"/>
-        </w:rPr>
-        <w:t xml:space="preserve"> </w:t>
-      </w:r>
-      <w:r>
-        <w:rPr>
-          <w:rFonts w:ascii="Arial" w:hAnsi="Arial" w:cs="Arial"/>
-          <w:b/>
-          <w:sz w:val="28"/>
-          <w:szCs w:val="28"/>
-        </w:rPr>
-        <w:t>–</w:t>
-      </w:r>
-      <w:r>
-        <w:rPr>
-          <w:rFonts w:ascii="Arial" w:hAnsi="Arial" w:cs="Arial"/>
-          <w:b/>
-          <w:sz w:val="28"/>
-          <w:szCs w:val="28"/>
-        </w:rPr>
-        <w:t xml:space="preserve"> </w:t>
-      </w:r>
-      <w:r>
-        <w:rPr>
-          <w:rFonts w:ascii="Arial" w:hAnsi="Arial" w:cs="Arial"/>
-          <w:b/>
-          <w:sz w:val="28"/>
-          <w:szCs w:val="28"/>
-        </w:rPr>
-        <w:t>Server</w:t>
-      </w:r>
-    </w:p>
-    <w:p>
-      <w:pPr>
-        <w:tabs>
-          <w:tab w:val="left" w:pos="3801"/>
-        </w:tabs>
-        <w:spacing w:line="288" w:lineRule="auto"/>
-        <w:rPr>
-          <w:rFonts w:ascii="Arial" w:hAnsi="Arial" w:cs="Arial"/>
-          <w:sz w:val="24"/>
-          <w:szCs w:val="24"/>
-        </w:rPr>
-      </w:pPr>
-      <w:r>
-        <w:rPr>
-          <w:rFonts w:ascii="Arial" w:hAnsi="Arial" w:cs="Arial"/>
-          <w:sz w:val="24"/>
-          <w:szCs w:val="24"/>
-        </w:rPr>
-        <w:t xml:space="preserve">läuft für JUnit4. </w:t>
+      <w:r>
+        <w:rPr>
+          <w:rFonts w:ascii="Arial" w:hAnsi="Arial" w:cs="Arial"/>
+          <w:sz w:val="24"/>
+          <w:szCs w:val="24"/>
+        </w:rPr>
+        <w:t xml:space="preserve">. </w:t>
       </w:r>
       <w:r>
         <w:rPr>
